--- a/skills/legal-os-litigation/assets/templates/仲裁答辩书_标准模板.docx
+++ b/skills/legal-os-litigation/assets/templates/仲裁答辩书_标准模板.docx
@@ -111,7 +111,7 @@
         <w:rPr>
           <w:rFonts w:ascii="仿宋_GB2312" w:hAnsi="仿宋_GB2312" w:eastAsia="仿宋_GB2312"/>
         </w:rPr>
-        <w:t>案号：〔如已知，填写〕</w:t>
+        <w:t>案号：〔如有请填写：案号；无则删除本行〕</w:t>
       </w:r>
     </w:p>
     <w:p>
@@ -147,7 +147,7 @@
         <w:rPr>
           <w:rFonts w:ascii="仿宋_GB2312" w:hAnsi="仿宋_GB2312" w:eastAsia="仿宋_GB2312"/>
         </w:rPr>
-        <w:t>请求依法驳回被答辩人的全部/部分仲裁请求；</w:t>
+        <w:t>〔必填：针对现有仲裁请求提出明确、可执行的答辩请求〕</w:t>
       </w:r>
     </w:p>
     <w:p>
@@ -162,7 +162,7 @@
         <w:rPr>
           <w:rFonts w:ascii="仿宋_GB2312" w:hAnsi="仿宋_GB2312" w:eastAsia="仿宋_GB2312"/>
         </w:rPr>
-        <w:t>本案仲裁费用由被答辩人承担；</w:t>
+        <w:t>〔如有请填写：仲裁规则、合同或法律允许且与当前答辩直接相关的费用请求；无则删除本项〕</w:t>
       </w:r>
     </w:p>
     <w:p>
@@ -177,7 +177,7 @@
         <w:rPr>
           <w:rFonts w:ascii="仿宋_GB2312" w:hAnsi="仿宋_GB2312" w:eastAsia="仿宋_GB2312"/>
         </w:rPr>
-        <w:t>其他：〔根据案件实际填写，无则删除〕。</w:t>
+        <w:t>〔如有请填写：现有材料已提出且为完成当前答辩所必要的其他答辩请求；无则删除本项〕</w:t>
       </w:r>
     </w:p>
     <w:p>
@@ -209,7 +209,7 @@
         <w:rPr>
           <w:rFonts w:ascii="仿宋_GB2312" w:hAnsi="仿宋_GB2312" w:eastAsia="仿宋_GB2312"/>
         </w:rPr>
-        <w:t>〔用简短段落概括总体答辩结论、核心争点和主要裁判路径，不写内部策略。〕</w:t>
+        <w:t>〔填写：概括针对现有仲裁请求、事实、理由或证据的总体答辩结论。〕</w:t>
       </w:r>
     </w:p>
     <w:p>
@@ -241,7 +241,7 @@
         <w:rPr>
           <w:rFonts w:ascii="仿宋_GB2312" w:hAnsi="仿宋_GB2312" w:eastAsia="仿宋_GB2312"/>
         </w:rPr>
-        <w:t>〔针对仲裁请求逐项回应；先处理可能直接决定请求能否成立的程序、合同或履行事实。〕</w:t>
+        <w:t>〔填写：针对现有仲裁请求中已提出且足以影响请求成立的程序、合同或履行事项作出回应。〕</w:t>
       </w:r>
     </w:p>
     <w:p>
@@ -252,7 +252,7 @@
         <w:rPr>
           <w:rFonts w:ascii="仿宋_GB2312" w:hAnsi="仿宋_GB2312" w:eastAsia="仿宋_GB2312"/>
         </w:rPr>
-        <w:t>〔围绕责任基础、金额计算、履行情况和其他必要争点展开；按案件实际增删分项，不机械套用示例论点。〕</w:t>
+        <w:t>〔填写：围绕现有材料中的责任基础、金额计算、履行情况和其他实际争点展开；按案件需要增删分项。〕</w:t>
       </w:r>
     </w:p>
     <w:p>
@@ -263,7 +263,7 @@
         <w:rPr>
           <w:rFonts w:ascii="仿宋_GB2312" w:hAnsi="仿宋_GB2312" w:eastAsia="仿宋_GB2312"/>
         </w:rPr>
-        <w:t>〔仅写入有材料支持并经核验的事实与法律依据；证据名称、编号、页码和证明事项另见同步生成的证据目录。〕</w:t>
+        <w:t>〔填写：仅写入有材料支持并已核验的事实和法律依据；证据编号、名称、页码和证明事项另见同步生成的证据目录。〕</w:t>
       </w:r>
     </w:p>
     <w:p>
@@ -295,7 +295,7 @@
         <w:rPr>
           <w:rFonts w:ascii="仿宋_GB2312" w:hAnsi="仿宋_GB2312" w:eastAsia="仿宋_GB2312"/>
         </w:rPr>
-        <w:t>〔归纳事实、证据和法律依据与答辩请求之间的对应关系，请求仲裁庭依法裁决。〕</w:t>
+        <w:t>〔填写：归纳已核验事实、证据和法律依据与答辩请求的对应关系。〕</w:t>
       </w:r>
     </w:p>
     <w:p>
@@ -327,7 +327,7 @@
         <w:rPr>
           <w:rFonts w:ascii="仿宋_GB2312" w:hAnsi="仿宋_GB2312" w:eastAsia="仿宋_GB2312"/>
         </w:rPr>
-        <w:t>〔仲裁委员会名称〕</w:t>
+        <w:t>〔仲裁机构名称〕</w:t>
       </w:r>
     </w:p>
     <w:p>
